--- a/public/resume/generated/rahul-mitra-cyber-security-2026-09.docx
+++ b/public/resume/generated/rahul-mitra-cyber-security-2026-09.docx
@@ -317,7 +317,7 @@
         <w:ind w:left="259" w:hanging="259"/>
       </w:pPr>
       <w:r>
-        <w:t>• Build AI-enabled systems and data workflows for process improvement, manufacturing analytics, operational decision support, and supply-chain automation.</w:t>
+        <w:t>• Design a hallucination-resistant tool loop in which the model emits schema-constrained JSON and the solver computes every number, gated by an automated numeric-fidelity check and a per-call audit log, with no write path to plant control.</w:t>
       </w:r>
     </w:p>
     <w:p>
@@ -1064,7 +1064,7 @@
     </w:pPr>
     <w:rPr>
       <w:rFonts w:ascii="Times New Roman" w:hAnsi="Times New Roman" w:eastAsia="Times New Roman" w:cs="Times New Roman"/>
-      <w:sz w:val="21"/>
+      <w:sz w:val="20"/>
     </w:rPr>
   </w:style>
   <w:style w:type="paragraph" w:styleId="Header">

--- a/public/resume/generated/rahul-mitra-cyber-security-2026-09.docx
+++ b/public/resume/generated/rahul-mitra-cyber-security-2026-09.docx
@@ -507,11 +507,11 @@
         <w:rPr>
           <w:b/>
         </w:rPr>
-        <w:t>AsyncDDGS — Open-Source Async Search Client (PyPI)</w:t>
+        <w:t>OnTheSpectrum — Codex &amp; Blender MCP 3D Pipeline</w:t>
       </w:r>
       <w:r>
         <w:tab/>
-        <w:t>2024 – Present</w:t>
+        <w:t>May 2026</w:t>
       </w:r>
     </w:p>
     <w:p>
@@ -520,7 +520,7 @@
         <w:ind w:left="259" w:hanging="259"/>
       </w:pPr>
       <w:r>
-        <w:t>• Authored and maintain an asyncio-first, aiohttp-based DuckDuckGo client on PyPI with pytest CI/CD, adopted across AI tooling, Discord bots, and search projects.</w:t>
+        <w:t>• Built a local-first Blender-to-Three.js asset pipeline using Codex and Blender MCP, generating GLB assets, metadata, previews, playable-world QA, and Remotion video workflows.</w:t>
       </w:r>
     </w:p>
     <w:p>

--- a/public/resume/generated/rahul-mitra-cyber-security-2026-09.docx
+++ b/public/resume/generated/rahul-mitra-cyber-security-2026-09.docx
@@ -507,11 +507,11 @@
         <w:rPr>
           <w:b/>
         </w:rPr>
-        <w:t>OnTheSpectrum — Codex &amp; Blender MCP 3D Pipeline</w:t>
+        <w:t>Arcane Security Tooling Family</w:t>
       </w:r>
       <w:r>
         <w:tab/>
-        <w:t>May 2026</w:t>
+        <w:t>Mar 2026</w:t>
       </w:r>
     </w:p>
     <w:p>
@@ -520,7 +520,7 @@
         <w:ind w:left="259" w:hanging="259"/>
       </w:pPr>
       <w:r>
-        <w:t>• Built a local-first Blender-to-Three.js asset pipeline using Codex and Blender MCP, generating GLB assets, metadata, previews, playable-world QA, and Remotion video workflows.</w:t>
+        <w:t>• Built Rust-forward security and red-team tooling (Arcane, Arcane-PP, Arcane-GLM, Arcane-OCR) for automation, OCR, and adversarial workflows.</w:t>
       </w:r>
     </w:p>
     <w:p>
@@ -535,11 +535,11 @@
         <w:rPr>
           <w:b/>
         </w:rPr>
-        <w:t>Arcane Security Tooling Family</w:t>
+        <w:t>Volt Pulse SG — SMU Hack For Cities 2026 (Top 8 Finalist of 50+ teams)</w:t>
       </w:r>
       <w:r>
         <w:tab/>
-        <w:t>Mar 2026</w:t>
+        <w:t>Jan 2026</w:t>
       </w:r>
     </w:p>
     <w:p>
@@ -548,7 +548,7 @@
         <w:ind w:left="259" w:hanging="259"/>
       </w:pPr>
       <w:r>
-        <w:t>• Built Rust-forward security and red-team tooling (Arcane, Arcane-PP, Arcane-GLM, Arcane-OCR) for automation, OCR, and adversarial workflows.</w:t>
+        <w:t>• Built an agentic AI system for tracking HDB household energy costs using SEALION embeddings, Supabase vector search, RRF routing, and scheduler-agent planning.</w:t>
       </w:r>
     </w:p>
     <w:p>

--- a/public/resume/generated/rahul-mitra-cyber-security-2026-09.docx
+++ b/public/resume/generated/rahul-mitra-cyber-security-2026-09.docx
@@ -160,7 +160,7 @@
         <w:ind w:left="259" w:hanging="259"/>
       </w:pPr>
       <w:r>
-        <w:t>• Awarded Certificate of Outstanding Performance in 3D Computer Vision (CS4277) — top student in a class of 24, NUS School of Computing.</w:t>
+        <w:t>• Awarded Certificate of Outstanding Performance in 3D Computer Vision (CS4277): top student in a class of 24, NUS School of Computing.</w:t>
       </w:r>
     </w:p>
     <w:p>
@@ -535,7 +535,7 @@
         <w:rPr>
           <w:b/>
         </w:rPr>
-        <w:t>Volt Pulse SG — SMU Hack For Cities 2026 (Top 8 Finalist of 50+ teams)</w:t>
+        <w:t>Volt Pulse SG: SMU Hack For Cities 2026 (Top 8 Finalist of 50+ teams)</w:t>
       </w:r>
       <w:r>
         <w:tab/>
